--- a/docs/点餐-普通用户操作说明书.docx
+++ b/docs/点餐-普通用户操作说明书.docx
@@ -52,7 +52,7 @@
           <w:sz w:val="20"/>
           <w:lang w:eastAsia="zh-CN"/>
         </w:rPr>
-        <w:t>HP 午饭点餐小程序  |  版本 v1.3  |  2026-06-20</w:t>
+        <w:t>HP 午饭点餐小程序  |  版本 v1.4  |  2026-06-20</w:t>
       </w:r>
     </w:p>
     <w:p>
@@ -159,7 +159,7 @@
           <w:rFonts w:ascii="微软雅黑" w:eastAsia="微软雅黑" w:hAnsi="微软雅黑"/>
           <w:lang w:eastAsia="zh-CN"/>
         </w:rPr>
-        <w:t>2. 欢迎弹窗：输入姓名（选填），不填则使用微信昵称。点击「确认」保存，或「跳过」稍后设置。</w:t>
+        <w:t>2. 欢迎弹窗：可输入姓名、点键盘上方使用微信昵称，或点「跳过」（系统自动写入「用户+毫秒数」作为临时名，可随时点头像修改）。点击「确认」保存。</w:t>
       </w:r>
     </w:p>
     <w:p>
@@ -1401,7 +1401,7 @@
           <w:rFonts w:ascii="微软雅黑" w:eastAsia="微软雅黑" w:hAnsi="微软雅黑"/>
           <w:lang w:eastAsia="zh-CN"/>
         </w:rPr>
-        <w:t>若有人帮您点过餐（创建了虚拟成员），您登录后修改姓名时，若姓名与某虚拟成员同名，会提示「与微信账号合帐」。</w:t>
+        <w:t>若有人帮您点过餐（创建了虚拟成员，如「张三」），您登录后在首页点头像 → 弹出改名框 → 点「关联已有记录」→ 选择「张三」→ 确认关联。</w:t>
       </w:r>
     </w:p>
     <w:p>
@@ -1415,7 +1415,7 @@
           <w:rFonts w:ascii="微软雅黑" w:eastAsia="微软雅黑" w:hAnsi="微软雅黑"/>
           <w:lang w:eastAsia="zh-CN"/>
         </w:rPr>
-        <w:t>确认后，该虚拟成员的历史订单会绑定到您的微信账号，后续点餐记录归到您名下。</w:t>
+        <w:t>关联后：保留「张三」的成员记录（带着他的全部历史订单和个人点餐统计），把您的微信 openid 挂到「张三」上，删除原来空名字的成员记录。您之前下的订单和头像也会一并转移到「张三」名下。首页立即显示「张三」。</w:t>
       </w:r>
     </w:p>
     <w:p>
@@ -1552,8 +1552,7 @@
           <w:rFonts w:ascii="微软雅黑" w:eastAsia="微软雅黑" w:hAnsi="微软雅黑"/>
           <w:lang w:eastAsia="zh-CN"/>
         </w:rPr>
-        <w:lastRenderedPageBreak/>
-        <w:t>A：菜单页选「帮人点」→「＋新增同事」→ 输入姓名创建虚拟成员，即可代点。该同事后续登录时可「与微信账号合帐」绑定。</w:t>
+        <w:t>A：菜单页选「帮人点」→「＋新增同事」→ 输入姓名创建虚拟成员，即可代点。该同事后续登录后可在改名弹窗点「关联已有记录」绑定，历史订单和统计会保留。</w:t>
       </w:r>
     </w:p>
     <w:p>
@@ -1613,7 +1612,7 @@
           <w:rFonts w:ascii="微软雅黑" w:eastAsia="微软雅黑" w:hAnsi="微软雅黑"/>
           <w:lang w:eastAsia="zh-CN"/>
         </w:rPr>
-        <w:t>A：点击首页右上角头像/姓名，弹出编辑框修改。不填姓名时默认使用微信昵称。</w:t>
+        <w:t>A：点击首页右上角头像/姓名，弹出编辑框修改。若曾点「跳过」使用了「用户+毫秒数」临时名，可在此改成真实姓名。也可在编辑框点「关联已有记录」绑定到他人帮您创建的虚拟成员。</w:t>
       </w:r>
     </w:p>
     <w:p>
